--- a/docs/workbooks/Stage_2_PRD_Template.docx
+++ b/docs/workbooks/Stage_2_PRD_Template.docx
@@ -3187,8 +3187,6 @@
       <w:pPr>
         <w:spacing w:after="80"/>
       </w:pPr>
-      <w:bookmarkStart w:id="0" w:name="_GoBack"/>
-      <w:bookmarkEnd w:id="0"/>
     </w:p>
     <w:p>
       <w:pPr>
@@ -3667,7 +3665,7 @@
         </w:trPr>
         <w:tc>
           <w:tcPr>
-            <w:tcW w:w="2592" w:type="dxa"/>
+            <w:tcW w:w="2412" w:type="dxa"/>
             <w:tcBorders>
               <w:top w:val="single" w:color="D9D9E0" w:sz="6" w:space="0"/>
               <w:left w:val="single" w:color="D9D9E0" w:sz="6" w:space="0"/>
@@ -3692,7 +3690,7 @@
         </w:tc>
         <w:tc>
           <w:tcPr>
-            <w:tcW w:w="2304" w:type="dxa"/>
+            <w:tcW w:w="2412" w:type="dxa"/>
             <w:tcBorders>
               <w:top w:val="single" w:color="D9D9E0" w:sz="6" w:space="0"/>
               <w:left w:val="single" w:color="D9D9E0" w:sz="6" w:space="0"/>
@@ -3717,7 +3715,7 @@
         </w:tc>
         <w:tc>
           <w:tcPr>
-            <w:tcW w:w="2592" w:type="dxa"/>
+            <w:tcW w:w="2412" w:type="dxa"/>
             <w:tcBorders>
               <w:top w:val="single" w:color="D9D9E0" w:sz="6" w:space="0"/>
               <w:left w:val="single" w:color="D9D9E0" w:sz="6" w:space="0"/>
@@ -3742,7 +3740,7 @@
         </w:tc>
         <w:tc>
           <w:tcPr>
-            <w:tcW w:w="2160" w:type="dxa"/>
+            <w:tcW w:w="2412" w:type="dxa"/>
             <w:tcBorders>
               <w:top w:val="single" w:color="D9D9E0" w:sz="6" w:space="0"/>
               <w:left w:val="single" w:color="D9D9E0" w:sz="6" w:space="0"/>
@@ -3772,7 +3770,7 @@
         </w:trPr>
         <w:tc>
           <w:tcPr>
-            <w:tcW w:w="2592" w:type="dxa"/>
+            <w:tcW w:w="2412" w:type="dxa"/>
             <w:tcBorders>
               <w:top w:val="single" w:color="D9D9E0" w:sz="6" w:space="0"/>
               <w:left w:val="single" w:color="D9D9E0" w:sz="6" w:space="0"/>
@@ -3788,7 +3786,7 @@
         </w:tc>
         <w:tc>
           <w:tcPr>
-            <w:tcW w:w="2304" w:type="dxa"/>
+            <w:tcW w:w="2412" w:type="dxa"/>
             <w:tcBorders>
               <w:top w:val="single" w:color="D9D9E0" w:sz="6" w:space="0"/>
               <w:left w:val="single" w:color="D9D9E0" w:sz="6" w:space="0"/>
@@ -3804,7 +3802,7 @@
         </w:tc>
         <w:tc>
           <w:tcPr>
-            <w:tcW w:w="2592" w:type="dxa"/>
+            <w:tcW w:w="2412" w:type="dxa"/>
             <w:tcBorders>
               <w:top w:val="single" w:color="D9D9E0" w:sz="6" w:space="0"/>
               <w:left w:val="single" w:color="D9D9E0" w:sz="6" w:space="0"/>
@@ -3820,7 +3818,7 @@
         </w:tc>
         <w:tc>
           <w:tcPr>
-            <w:tcW w:w="2160" w:type="dxa"/>
+            <w:tcW w:w="2412" w:type="dxa"/>
             <w:tcBorders>
               <w:top w:val="single" w:color="D9D9E0" w:sz="6" w:space="0"/>
               <w:left w:val="single" w:color="D9D9E0" w:sz="6" w:space="0"/>
@@ -3841,7 +3839,7 @@
         </w:trPr>
         <w:tc>
           <w:tcPr>
-            <w:tcW w:w="2592" w:type="dxa"/>
+            <w:tcW w:w="2412" w:type="dxa"/>
             <w:tcBorders>
               <w:top w:val="single" w:color="D9D9E0" w:sz="6" w:space="0"/>
               <w:left w:val="single" w:color="D9D9E0" w:sz="6" w:space="0"/>
@@ -3858,7 +3856,7 @@
         </w:tc>
         <w:tc>
           <w:tcPr>
-            <w:tcW w:w="2304" w:type="dxa"/>
+            <w:tcW w:w="2412" w:type="dxa"/>
             <w:tcBorders>
               <w:top w:val="single" w:color="D9D9E0" w:sz="6" w:space="0"/>
               <w:left w:val="single" w:color="D9D9E0" w:sz="6" w:space="0"/>
@@ -3875,7 +3873,7 @@
         </w:tc>
         <w:tc>
           <w:tcPr>
-            <w:tcW w:w="2592" w:type="dxa"/>
+            <w:tcW w:w="2412" w:type="dxa"/>
             <w:tcBorders>
               <w:top w:val="single" w:color="D9D9E0" w:sz="6" w:space="0"/>
               <w:left w:val="single" w:color="D9D9E0" w:sz="6" w:space="0"/>
@@ -3892,7 +3890,7 @@
         </w:tc>
         <w:tc>
           <w:tcPr>
-            <w:tcW w:w="2160" w:type="dxa"/>
+            <w:tcW w:w="2412" w:type="dxa"/>
             <w:tcBorders>
               <w:top w:val="single" w:color="D9D9E0" w:sz="6" w:space="0"/>
               <w:left w:val="single" w:color="D9D9E0" w:sz="6" w:space="0"/>
@@ -3914,7 +3912,7 @@
         </w:trPr>
         <w:tc>
           <w:tcPr>
-            <w:tcW w:w="2592" w:type="dxa"/>
+            <w:tcW w:w="2412" w:type="dxa"/>
             <w:tcBorders>
               <w:top w:val="single" w:color="D9D9E0" w:sz="6" w:space="0"/>
               <w:left w:val="single" w:color="D9D9E0" w:sz="6" w:space="0"/>
@@ -3930,7 +3928,7 @@
         </w:tc>
         <w:tc>
           <w:tcPr>
-            <w:tcW w:w="2304" w:type="dxa"/>
+            <w:tcW w:w="2412" w:type="dxa"/>
             <w:tcBorders>
               <w:top w:val="single" w:color="D9D9E0" w:sz="6" w:space="0"/>
               <w:left w:val="single" w:color="D9D9E0" w:sz="6" w:space="0"/>
@@ -3946,7 +3944,7 @@
         </w:tc>
         <w:tc>
           <w:tcPr>
-            <w:tcW w:w="2592" w:type="dxa"/>
+            <w:tcW w:w="2412" w:type="dxa"/>
             <w:tcBorders>
               <w:top w:val="single" w:color="D9D9E0" w:sz="6" w:space="0"/>
               <w:left w:val="single" w:color="D9D9E0" w:sz="6" w:space="0"/>
@@ -3962,7 +3960,7 @@
         </w:tc>
         <w:tc>
           <w:tcPr>
-            <w:tcW w:w="2160" w:type="dxa"/>
+            <w:tcW w:w="2412" w:type="dxa"/>
             <w:tcBorders>
               <w:top w:val="single" w:color="D9D9E0" w:sz="6" w:space="0"/>
               <w:left w:val="single" w:color="D9D9E0" w:sz="6" w:space="0"/>
@@ -3983,7 +3981,7 @@
         </w:trPr>
         <w:tc>
           <w:tcPr>
-            <w:tcW w:w="2592" w:type="dxa"/>
+            <w:tcW w:w="2412" w:type="dxa"/>
             <w:tcBorders>
               <w:top w:val="single" w:color="D9D9E0" w:sz="6" w:space="0"/>
               <w:left w:val="single" w:color="D9D9E0" w:sz="6" w:space="0"/>
@@ -4000,7 +3998,7 @@
         </w:tc>
         <w:tc>
           <w:tcPr>
-            <w:tcW w:w="2304" w:type="dxa"/>
+            <w:tcW w:w="2412" w:type="dxa"/>
             <w:tcBorders>
               <w:top w:val="single" w:color="D9D9E0" w:sz="6" w:space="0"/>
               <w:left w:val="single" w:color="D9D9E0" w:sz="6" w:space="0"/>
@@ -4017,7 +4015,7 @@
         </w:tc>
         <w:tc>
           <w:tcPr>
-            <w:tcW w:w="2592" w:type="dxa"/>
+            <w:tcW w:w="2412" w:type="dxa"/>
             <w:tcBorders>
               <w:top w:val="single" w:color="D9D9E0" w:sz="6" w:space="0"/>
               <w:left w:val="single" w:color="D9D9E0" w:sz="6" w:space="0"/>
@@ -4034,7 +4032,7 @@
         </w:tc>
         <w:tc>
           <w:tcPr>
-            <w:tcW w:w="2160" w:type="dxa"/>
+            <w:tcW w:w="2412" w:type="dxa"/>
             <w:tcBorders>
               <w:top w:val="single" w:color="D9D9E0" w:sz="6" w:space="0"/>
               <w:left w:val="single" w:color="D9D9E0" w:sz="6" w:space="0"/>
@@ -4047,152 +4045,60 @@
             <w:r>
               <w:t>Becomes the headline finding of the Stage 5 PRD revision</w:t>
             </w:r>
-          </w:p>
-        </w:tc>
-      </w:tr>
-      <w:tr>
-        <w:trPr>
-          <w:jc w:val="center"/>
-        </w:trPr>
-        <w:tc>
-          <w:tcPr>
-            <w:tcW w:w="2592" w:type="dxa"/>
-            <w:tcBorders>
-              <w:top w:val="single" w:color="D9D9E0" w:sz="6" w:space="0"/>
-              <w:left w:val="single" w:color="D9D9E0" w:sz="6" w:space="0"/>
-              <w:bottom w:val="single" w:color="D9D9E0" w:sz="6" w:space="0"/>
-              <w:right w:val="single" w:color="D9D9E0" w:sz="6" w:space="0"/>
-            </w:tcBorders>
-          </w:tcPr>
-          <w:p>
-            <w:pPr>
-              <w:spacing w:before="50" w:after="50"/>
-            </w:pPr>
-          </w:p>
-        </w:tc>
-        <w:tc>
-          <w:tcPr>
-            <w:tcW w:w="2304" w:type="dxa"/>
-            <w:tcBorders>
-              <w:top w:val="single" w:color="D9D9E0" w:sz="6" w:space="0"/>
-              <w:left w:val="single" w:color="D9D9E0" w:sz="6" w:space="0"/>
-              <w:bottom w:val="single" w:color="D9D9E0" w:sz="6" w:space="0"/>
-              <w:right w:val="single" w:color="D9D9E0" w:sz="6" w:space="0"/>
-            </w:tcBorders>
-          </w:tcPr>
-          <w:p>
-            <w:pPr>
-              <w:spacing w:before="50" w:after="50"/>
-            </w:pPr>
-          </w:p>
-        </w:tc>
-        <w:tc>
-          <w:tcPr>
-            <w:tcW w:w="2592" w:type="dxa"/>
-            <w:tcBorders>
-              <w:top w:val="single" w:color="D9D9E0" w:sz="6" w:space="0"/>
-              <w:left w:val="single" w:color="D9D9E0" w:sz="6" w:space="0"/>
-              <w:bottom w:val="single" w:color="D9D9E0" w:sz="6" w:space="0"/>
-              <w:right w:val="single" w:color="D9D9E0" w:sz="6" w:space="0"/>
-            </w:tcBorders>
-          </w:tcPr>
-          <w:p>
-            <w:pPr>
-              <w:spacing w:before="50" w:after="50"/>
-            </w:pPr>
-          </w:p>
-        </w:tc>
-        <w:tc>
-          <w:tcPr>
-            <w:tcW w:w="2160" w:type="dxa"/>
-            <w:tcBorders>
-              <w:top w:val="single" w:color="D9D9E0" w:sz="6" w:space="0"/>
-              <w:left w:val="single" w:color="D9D9E0" w:sz="6" w:space="0"/>
-              <w:bottom w:val="single" w:color="D9D9E0" w:sz="6" w:space="0"/>
-              <w:right w:val="single" w:color="D9D9E0" w:sz="6" w:space="0"/>
-            </w:tcBorders>
-          </w:tcPr>
-          <w:p>
-            <w:pPr>
-              <w:spacing w:before="50" w:after="50"/>
-            </w:pPr>
-          </w:p>
-        </w:tc>
-      </w:tr>
-      <w:tr>
-        <w:trPr>
-          <w:jc w:val="center"/>
-        </w:trPr>
-        <w:tc>
-          <w:tcPr>
-            <w:tcW w:w="2592" w:type="dxa"/>
-            <w:tcBorders>
-              <w:top w:val="single" w:color="D9D9E0" w:sz="6" w:space="0"/>
-              <w:left w:val="single" w:color="D9D9E0" w:sz="6" w:space="0"/>
-              <w:bottom w:val="single" w:color="D9D9E0" w:sz="6" w:space="0"/>
-              <w:right w:val="single" w:color="D9D9E0" w:sz="6" w:space="0"/>
-            </w:tcBorders>
-            <w:shd w:val="clear" w:color="auto" w:fill="F4F4F7"/>
-          </w:tcPr>
-          <w:p>
-            <w:pPr>
-              <w:spacing w:before="50" w:after="50"/>
-            </w:pPr>
-          </w:p>
-        </w:tc>
-        <w:tc>
-          <w:tcPr>
-            <w:tcW w:w="2304" w:type="dxa"/>
-            <w:tcBorders>
-              <w:top w:val="single" w:color="D9D9E0" w:sz="6" w:space="0"/>
-              <w:left w:val="single" w:color="D9D9E0" w:sz="6" w:space="0"/>
-              <w:bottom w:val="single" w:color="D9D9E0" w:sz="6" w:space="0"/>
-              <w:right w:val="single" w:color="D9D9E0" w:sz="6" w:space="0"/>
-            </w:tcBorders>
-            <w:shd w:val="clear" w:color="auto" w:fill="F4F4F7"/>
-          </w:tcPr>
-          <w:p>
-            <w:pPr>
-              <w:spacing w:before="50" w:after="50"/>
-            </w:pPr>
-          </w:p>
-        </w:tc>
-        <w:tc>
-          <w:tcPr>
-            <w:tcW w:w="2592" w:type="dxa"/>
-            <w:tcBorders>
-              <w:top w:val="single" w:color="D9D9E0" w:sz="6" w:space="0"/>
-              <w:left w:val="single" w:color="D9D9E0" w:sz="6" w:space="0"/>
-              <w:bottom w:val="single" w:color="D9D9E0" w:sz="6" w:space="0"/>
-              <w:right w:val="single" w:color="D9D9E0" w:sz="6" w:space="0"/>
-            </w:tcBorders>
-            <w:shd w:val="clear" w:color="auto" w:fill="F4F4F7"/>
-          </w:tcPr>
-          <w:p>
-            <w:pPr>
-              <w:spacing w:before="50" w:after="50"/>
-            </w:pPr>
-          </w:p>
-        </w:tc>
-        <w:tc>
-          <w:tcPr>
-            <w:tcW w:w="2160" w:type="dxa"/>
-            <w:tcBorders>
-              <w:top w:val="single" w:color="D9D9E0" w:sz="6" w:space="0"/>
-              <w:left w:val="single" w:color="D9D9E0" w:sz="6" w:space="0"/>
-              <w:bottom w:val="single" w:color="D9D9E0" w:sz="6" w:space="0"/>
-              <w:right w:val="single" w:color="D9D9E0" w:sz="6" w:space="0"/>
-            </w:tcBorders>
-            <w:shd w:val="clear" w:color="auto" w:fill="F4F4F7"/>
-          </w:tcPr>
-          <w:p>
-            <w:pPr>
-              <w:spacing w:before="50" w:after="50"/>
-            </w:pPr>
           </w:p>
         </w:tc>
       </w:tr>
     </w:tbl>
+    <w:p>
+      <w:pPr>
+        <w:spacing w:after="80"/>
+      </w:pPr>
+    </w:p>
+    <w:p>
+      <w:pPr>
+        <w:spacing w:after="80"/>
+      </w:pPr>
+    </w:p>
+    <w:p>
+      <w:pPr>
+        <w:spacing w:after="80"/>
+      </w:pPr>
+    </w:p>
+    <w:p>
+      <w:pPr>
+        <w:spacing w:after="80"/>
+      </w:pPr>
+    </w:p>
+    <w:p>
+      <w:pPr>
+        <w:spacing w:after="80"/>
+      </w:pPr>
+    </w:p>
+    <w:p>
+      <w:pPr>
+        <w:spacing w:after="80"/>
+      </w:pPr>
+    </w:p>
+    <w:p>
+      <w:pPr>
+        <w:spacing w:after="80"/>
+      </w:pPr>
+    </w:p>
+    <w:p>
+      <w:pPr>
+        <w:spacing w:after="80"/>
+      </w:pPr>
+    </w:p>
+    <w:p>
+      <w:pPr>
+        <w:spacing w:after="80"/>
+      </w:pPr>
+    </w:p>
+    <w:p>
+      <w:pPr>
+        <w:spacing w:after="80"/>
+      </w:pPr>
+    </w:p>
     <w:p>
       <w:pPr>
         <w:spacing w:after="80"/>
@@ -4260,7 +4166,7 @@
         </w:trPr>
         <w:tc>
           <w:tcPr>
-            <w:tcW w:w="2160" w:type="dxa"/>
+            <w:tcW w:w="1930" w:type="dxa"/>
             <w:tcBorders>
               <w:top w:val="single" w:color="D9D9E0" w:sz="6" w:space="0"/>
               <w:left w:val="single" w:color="D9D9E0" w:sz="6" w:space="0"/>
@@ -4285,7 +4191,7 @@
         </w:tc>
         <w:tc>
           <w:tcPr>
-            <w:tcW w:w="1440" w:type="dxa"/>
+            <w:tcW w:w="1930" w:type="dxa"/>
             <w:tcBorders>
               <w:top w:val="single" w:color="D9D9E0" w:sz="6" w:space="0"/>
               <w:left w:val="single" w:color="D9D9E0" w:sz="6" w:space="0"/>
@@ -4310,7 +4216,7 @@
         </w:tc>
         <w:tc>
           <w:tcPr>
-            <w:tcW w:w="1296" w:type="dxa"/>
+            <w:tcW w:w="1930" w:type="dxa"/>
             <w:tcBorders>
               <w:top w:val="single" w:color="D9D9E0" w:sz="6" w:space="0"/>
               <w:left w:val="single" w:color="D9D9E0" w:sz="6" w:space="0"/>
@@ -4335,7 +4241,7 @@
         </w:tc>
         <w:tc>
           <w:tcPr>
-            <w:tcW w:w="2736" w:type="dxa"/>
+            <w:tcW w:w="1930" w:type="dxa"/>
             <w:tcBorders>
               <w:top w:val="single" w:color="D9D9E0" w:sz="6" w:space="0"/>
               <w:left w:val="single" w:color="D9D9E0" w:sz="6" w:space="0"/>
@@ -4360,7 +4266,7 @@
         </w:tc>
         <w:tc>
           <w:tcPr>
-            <w:tcW w:w="2016" w:type="dxa"/>
+            <w:tcW w:w="1930" w:type="dxa"/>
             <w:tcBorders>
               <w:top w:val="single" w:color="D9D9E0" w:sz="6" w:space="0"/>
               <w:left w:val="single" w:color="D9D9E0" w:sz="6" w:space="0"/>
@@ -4390,7 +4296,7 @@
         </w:trPr>
         <w:tc>
           <w:tcPr>
-            <w:tcW w:w="2160" w:type="dxa"/>
+            <w:tcW w:w="1930" w:type="dxa"/>
             <w:tcBorders>
               <w:top w:val="single" w:color="D9D9E0" w:sz="6" w:space="0"/>
               <w:left w:val="single" w:color="D9D9E0" w:sz="6" w:space="0"/>
@@ -4412,7 +4318,7 @@
         </w:tc>
         <w:tc>
           <w:tcPr>
-            <w:tcW w:w="1440" w:type="dxa"/>
+            <w:tcW w:w="1930" w:type="dxa"/>
             <w:tcBorders>
               <w:top w:val="single" w:color="D9D9E0" w:sz="6" w:space="0"/>
               <w:left w:val="single" w:color="D9D9E0" w:sz="6" w:space="0"/>
@@ -4428,7 +4334,7 @@
         </w:tc>
         <w:tc>
           <w:tcPr>
-            <w:tcW w:w="1296" w:type="dxa"/>
+            <w:tcW w:w="1930" w:type="dxa"/>
             <w:tcBorders>
               <w:top w:val="single" w:color="D9D9E0" w:sz="6" w:space="0"/>
               <w:left w:val="single" w:color="D9D9E0" w:sz="6" w:space="0"/>
@@ -4444,7 +4350,7 @@
         </w:tc>
         <w:tc>
           <w:tcPr>
-            <w:tcW w:w="2736" w:type="dxa"/>
+            <w:tcW w:w="1930" w:type="dxa"/>
             <w:tcBorders>
               <w:top w:val="single" w:color="D9D9E0" w:sz="6" w:space="0"/>
               <w:left w:val="single" w:color="D9D9E0" w:sz="6" w:space="0"/>
@@ -4460,7 +4366,7 @@
         </w:tc>
         <w:tc>
           <w:tcPr>
-            <w:tcW w:w="2016" w:type="dxa"/>
+            <w:tcW w:w="1930" w:type="dxa"/>
             <w:tcBorders>
               <w:top w:val="single" w:color="D9D9E0" w:sz="6" w:space="0"/>
               <w:left w:val="single" w:color="D9D9E0" w:sz="6" w:space="0"/>
@@ -4481,7 +4387,7 @@
         </w:trPr>
         <w:tc>
           <w:tcPr>
-            <w:tcW w:w="2160" w:type="dxa"/>
+            <w:tcW w:w="1930" w:type="dxa"/>
             <w:tcBorders>
               <w:top w:val="single" w:color="D9D9E0" w:sz="6" w:space="0"/>
               <w:left w:val="single" w:color="D9D9E0" w:sz="6" w:space="0"/>
@@ -4504,7 +4410,7 @@
         </w:tc>
         <w:tc>
           <w:tcPr>
-            <w:tcW w:w="1440" w:type="dxa"/>
+            <w:tcW w:w="1930" w:type="dxa"/>
             <w:tcBorders>
               <w:top w:val="single" w:color="D9D9E0" w:sz="6" w:space="0"/>
               <w:left w:val="single" w:color="D9D9E0" w:sz="6" w:space="0"/>
@@ -4521,7 +4427,7 @@
         </w:tc>
         <w:tc>
           <w:tcPr>
-            <w:tcW w:w="1296" w:type="dxa"/>
+            <w:tcW w:w="1930" w:type="dxa"/>
             <w:tcBorders>
               <w:top w:val="single" w:color="D9D9E0" w:sz="6" w:space="0"/>
               <w:left w:val="single" w:color="D9D9E0" w:sz="6" w:space="0"/>
@@ -4538,7 +4444,7 @@
         </w:tc>
         <w:tc>
           <w:tcPr>
-            <w:tcW w:w="2736" w:type="dxa"/>
+            <w:tcW w:w="1930" w:type="dxa"/>
             <w:tcBorders>
               <w:top w:val="single" w:color="D9D9E0" w:sz="6" w:space="0"/>
               <w:left w:val="single" w:color="D9D9E0" w:sz="6" w:space="0"/>
@@ -4555,7 +4461,7 @@
         </w:tc>
         <w:tc>
           <w:tcPr>
-            <w:tcW w:w="2016" w:type="dxa"/>
+            <w:tcW w:w="1930" w:type="dxa"/>
             <w:tcBorders>
               <w:top w:val="single" w:color="D9D9E0" w:sz="6" w:space="0"/>
               <w:left w:val="single" w:color="D9D9E0" w:sz="6" w:space="0"/>
@@ -4577,7 +4483,7 @@
         </w:trPr>
         <w:tc>
           <w:tcPr>
-            <w:tcW w:w="2160" w:type="dxa"/>
+            <w:tcW w:w="1930" w:type="dxa"/>
             <w:tcBorders>
               <w:top w:val="single" w:color="D9D9E0" w:sz="6" w:space="0"/>
               <w:left w:val="single" w:color="D9D9E0" w:sz="6" w:space="0"/>
@@ -4599,7 +4505,7 @@
         </w:tc>
         <w:tc>
           <w:tcPr>
-            <w:tcW w:w="1440" w:type="dxa"/>
+            <w:tcW w:w="1930" w:type="dxa"/>
             <w:tcBorders>
               <w:top w:val="single" w:color="D9D9E0" w:sz="6" w:space="0"/>
               <w:left w:val="single" w:color="D9D9E0" w:sz="6" w:space="0"/>
@@ -4615,7 +4521,7 @@
         </w:tc>
         <w:tc>
           <w:tcPr>
-            <w:tcW w:w="1296" w:type="dxa"/>
+            <w:tcW w:w="1930" w:type="dxa"/>
             <w:tcBorders>
               <w:top w:val="single" w:color="D9D9E0" w:sz="6" w:space="0"/>
               <w:left w:val="single" w:color="D9D9E0" w:sz="6" w:space="0"/>
@@ -4631,7 +4537,7 @@
         </w:tc>
         <w:tc>
           <w:tcPr>
-            <w:tcW w:w="2736" w:type="dxa"/>
+            <w:tcW w:w="1930" w:type="dxa"/>
             <w:tcBorders>
               <w:top w:val="single" w:color="D9D9E0" w:sz="6" w:space="0"/>
               <w:left w:val="single" w:color="D9D9E0" w:sz="6" w:space="0"/>
@@ -4647,7 +4553,7 @@
         </w:tc>
         <w:tc>
           <w:tcPr>
-            <w:tcW w:w="2016" w:type="dxa"/>
+            <w:tcW w:w="1930" w:type="dxa"/>
             <w:tcBorders>
               <w:top w:val="single" w:color="D9D9E0" w:sz="6" w:space="0"/>
               <w:left w:val="single" w:color="D9D9E0" w:sz="6" w:space="0"/>
@@ -4668,7 +4574,7 @@
         </w:trPr>
         <w:tc>
           <w:tcPr>
-            <w:tcW w:w="2160" w:type="dxa"/>
+            <w:tcW w:w="1930" w:type="dxa"/>
             <w:tcBorders>
               <w:top w:val="single" w:color="D9D9E0" w:sz="6" w:space="0"/>
               <w:left w:val="single" w:color="D9D9E0" w:sz="6" w:space="0"/>
@@ -4691,7 +4597,7 @@
         </w:tc>
         <w:tc>
           <w:tcPr>
-            <w:tcW w:w="1440" w:type="dxa"/>
+            <w:tcW w:w="1930" w:type="dxa"/>
             <w:tcBorders>
               <w:top w:val="single" w:color="D9D9E0" w:sz="6" w:space="0"/>
               <w:left w:val="single" w:color="D9D9E0" w:sz="6" w:space="0"/>
@@ -4708,7 +4614,7 @@
         </w:tc>
         <w:tc>
           <w:tcPr>
-            <w:tcW w:w="1296" w:type="dxa"/>
+            <w:tcW w:w="1930" w:type="dxa"/>
             <w:tcBorders>
               <w:top w:val="single" w:color="D9D9E0" w:sz="6" w:space="0"/>
               <w:left w:val="single" w:color="D9D9E0" w:sz="6" w:space="0"/>
@@ -4725,7 +4631,7 @@
         </w:tc>
         <w:tc>
           <w:tcPr>
-            <w:tcW w:w="2736" w:type="dxa"/>
+            <w:tcW w:w="1930" w:type="dxa"/>
             <w:tcBorders>
               <w:top w:val="single" w:color="D9D9E0" w:sz="6" w:space="0"/>
               <w:left w:val="single" w:color="D9D9E0" w:sz="6" w:space="0"/>
@@ -4742,7 +4648,7 @@
         </w:tc>
         <w:tc>
           <w:tcPr>
-            <w:tcW w:w="2016" w:type="dxa"/>
+            <w:tcW w:w="1930" w:type="dxa"/>
             <w:tcBorders>
               <w:top w:val="single" w:color="D9D9E0" w:sz="6" w:space="0"/>
               <w:left w:val="single" w:color="D9D9E0" w:sz="6" w:space="0"/>
@@ -4755,266 +4661,6 @@
             <w:r>
               <w:t>Dhanush Varanasi</w:t>
             </w:r>
-          </w:p>
-        </w:tc>
-      </w:tr>
-      <w:tr>
-        <w:trPr>
-          <w:jc w:val="center"/>
-        </w:trPr>
-        <w:tc>
-          <w:tcPr>
-            <w:tcW w:w="2160" w:type="dxa"/>
-            <w:tcBorders>
-              <w:top w:val="single" w:color="D9D9E0" w:sz="6" w:space="0"/>
-              <w:left w:val="single" w:color="D9D9E0" w:sz="6" w:space="0"/>
-              <w:bottom w:val="single" w:color="D9D9E0" w:sz="6" w:space="0"/>
-              <w:right w:val="single" w:color="D9D9E0" w:sz="6" w:space="0"/>
-            </w:tcBorders>
-          </w:tcPr>
-          <w:p>
-            <w:pPr>
-              <w:spacing w:before="50" w:after="50"/>
-            </w:pPr>
-          </w:p>
-        </w:tc>
-        <w:tc>
-          <w:tcPr>
-            <w:tcW w:w="1440" w:type="dxa"/>
-            <w:tcBorders>
-              <w:top w:val="single" w:color="D9D9E0" w:sz="6" w:space="0"/>
-              <w:left w:val="single" w:color="D9D9E0" w:sz="6" w:space="0"/>
-              <w:bottom w:val="single" w:color="D9D9E0" w:sz="6" w:space="0"/>
-              <w:right w:val="single" w:color="D9D9E0" w:sz="6" w:space="0"/>
-            </w:tcBorders>
-          </w:tcPr>
-          <w:p>
-            <w:pPr>
-              <w:spacing w:before="50" w:after="50"/>
-            </w:pPr>
-          </w:p>
-        </w:tc>
-        <w:tc>
-          <w:tcPr>
-            <w:tcW w:w="1296" w:type="dxa"/>
-            <w:tcBorders>
-              <w:top w:val="single" w:color="D9D9E0" w:sz="6" w:space="0"/>
-              <w:left w:val="single" w:color="D9D9E0" w:sz="6" w:space="0"/>
-              <w:bottom w:val="single" w:color="D9D9E0" w:sz="6" w:space="0"/>
-              <w:right w:val="single" w:color="D9D9E0" w:sz="6" w:space="0"/>
-            </w:tcBorders>
-          </w:tcPr>
-          <w:p>
-            <w:pPr>
-              <w:spacing w:before="50" w:after="50"/>
-            </w:pPr>
-          </w:p>
-        </w:tc>
-        <w:tc>
-          <w:tcPr>
-            <w:tcW w:w="2736" w:type="dxa"/>
-            <w:tcBorders>
-              <w:top w:val="single" w:color="D9D9E0" w:sz="6" w:space="0"/>
-              <w:left w:val="single" w:color="D9D9E0" w:sz="6" w:space="0"/>
-              <w:bottom w:val="single" w:color="D9D9E0" w:sz="6" w:space="0"/>
-              <w:right w:val="single" w:color="D9D9E0" w:sz="6" w:space="0"/>
-            </w:tcBorders>
-          </w:tcPr>
-          <w:p>
-            <w:pPr>
-              <w:spacing w:before="50" w:after="50"/>
-            </w:pPr>
-          </w:p>
-        </w:tc>
-        <w:tc>
-          <w:tcPr>
-            <w:tcW w:w="2016" w:type="dxa"/>
-            <w:tcBorders>
-              <w:top w:val="single" w:color="D9D9E0" w:sz="6" w:space="0"/>
-              <w:left w:val="single" w:color="D9D9E0" w:sz="6" w:space="0"/>
-              <w:bottom w:val="single" w:color="D9D9E0" w:sz="6" w:space="0"/>
-              <w:right w:val="single" w:color="D9D9E0" w:sz="6" w:space="0"/>
-            </w:tcBorders>
-          </w:tcPr>
-          <w:p>
-            <w:pPr>
-              <w:spacing w:before="50" w:after="50"/>
-            </w:pPr>
-          </w:p>
-        </w:tc>
-      </w:tr>
-      <w:tr>
-        <w:trPr>
-          <w:jc w:val="center"/>
-        </w:trPr>
-        <w:tc>
-          <w:tcPr>
-            <w:tcW w:w="2160" w:type="dxa"/>
-            <w:tcBorders>
-              <w:top w:val="single" w:color="D9D9E0" w:sz="6" w:space="0"/>
-              <w:left w:val="single" w:color="D9D9E0" w:sz="6" w:space="0"/>
-              <w:bottom w:val="single" w:color="D9D9E0" w:sz="6" w:space="0"/>
-              <w:right w:val="single" w:color="D9D9E0" w:sz="6" w:space="0"/>
-            </w:tcBorders>
-            <w:shd w:val="clear" w:color="auto" w:fill="F4F4F7"/>
-          </w:tcPr>
-          <w:p>
-            <w:pPr>
-              <w:spacing w:before="50" w:after="50"/>
-            </w:pPr>
-          </w:p>
-        </w:tc>
-        <w:tc>
-          <w:tcPr>
-            <w:tcW w:w="1440" w:type="dxa"/>
-            <w:tcBorders>
-              <w:top w:val="single" w:color="D9D9E0" w:sz="6" w:space="0"/>
-              <w:left w:val="single" w:color="D9D9E0" w:sz="6" w:space="0"/>
-              <w:bottom w:val="single" w:color="D9D9E0" w:sz="6" w:space="0"/>
-              <w:right w:val="single" w:color="D9D9E0" w:sz="6" w:space="0"/>
-            </w:tcBorders>
-            <w:shd w:val="clear" w:color="auto" w:fill="F4F4F7"/>
-          </w:tcPr>
-          <w:p>
-            <w:pPr>
-              <w:spacing w:before="50" w:after="50"/>
-            </w:pPr>
-          </w:p>
-        </w:tc>
-        <w:tc>
-          <w:tcPr>
-            <w:tcW w:w="1296" w:type="dxa"/>
-            <w:tcBorders>
-              <w:top w:val="single" w:color="D9D9E0" w:sz="6" w:space="0"/>
-              <w:left w:val="single" w:color="D9D9E0" w:sz="6" w:space="0"/>
-              <w:bottom w:val="single" w:color="D9D9E0" w:sz="6" w:space="0"/>
-              <w:right w:val="single" w:color="D9D9E0" w:sz="6" w:space="0"/>
-            </w:tcBorders>
-            <w:shd w:val="clear" w:color="auto" w:fill="F4F4F7"/>
-          </w:tcPr>
-          <w:p>
-            <w:pPr>
-              <w:spacing w:before="50" w:after="50"/>
-            </w:pPr>
-          </w:p>
-        </w:tc>
-        <w:tc>
-          <w:tcPr>
-            <w:tcW w:w="2736" w:type="dxa"/>
-            <w:tcBorders>
-              <w:top w:val="single" w:color="D9D9E0" w:sz="6" w:space="0"/>
-              <w:left w:val="single" w:color="D9D9E0" w:sz="6" w:space="0"/>
-              <w:bottom w:val="single" w:color="D9D9E0" w:sz="6" w:space="0"/>
-              <w:right w:val="single" w:color="D9D9E0" w:sz="6" w:space="0"/>
-            </w:tcBorders>
-            <w:shd w:val="clear" w:color="auto" w:fill="F4F4F7"/>
-          </w:tcPr>
-          <w:p>
-            <w:pPr>
-              <w:spacing w:before="50" w:after="50"/>
-            </w:pPr>
-          </w:p>
-        </w:tc>
-        <w:tc>
-          <w:tcPr>
-            <w:tcW w:w="2016" w:type="dxa"/>
-            <w:tcBorders>
-              <w:top w:val="single" w:color="D9D9E0" w:sz="6" w:space="0"/>
-              <w:left w:val="single" w:color="D9D9E0" w:sz="6" w:space="0"/>
-              <w:bottom w:val="single" w:color="D9D9E0" w:sz="6" w:space="0"/>
-              <w:right w:val="single" w:color="D9D9E0" w:sz="6" w:space="0"/>
-            </w:tcBorders>
-            <w:shd w:val="clear" w:color="auto" w:fill="F4F4F7"/>
-          </w:tcPr>
-          <w:p>
-            <w:pPr>
-              <w:spacing w:before="50" w:after="50"/>
-            </w:pPr>
-          </w:p>
-        </w:tc>
-      </w:tr>
-      <w:tr>
-        <w:trPr>
-          <w:jc w:val="center"/>
-        </w:trPr>
-        <w:tc>
-          <w:tcPr>
-            <w:tcW w:w="2160" w:type="dxa"/>
-            <w:tcBorders>
-              <w:top w:val="single" w:color="D9D9E0" w:sz="6" w:space="0"/>
-              <w:left w:val="single" w:color="D9D9E0" w:sz="6" w:space="0"/>
-              <w:bottom w:val="single" w:color="D9D9E0" w:sz="6" w:space="0"/>
-              <w:right w:val="single" w:color="D9D9E0" w:sz="6" w:space="0"/>
-            </w:tcBorders>
-          </w:tcPr>
-          <w:p>
-            <w:pPr>
-              <w:spacing w:before="50" w:after="50"/>
-            </w:pPr>
-          </w:p>
-        </w:tc>
-        <w:tc>
-          <w:tcPr>
-            <w:tcW w:w="1440" w:type="dxa"/>
-            <w:tcBorders>
-              <w:top w:val="single" w:color="D9D9E0" w:sz="6" w:space="0"/>
-              <w:left w:val="single" w:color="D9D9E0" w:sz="6" w:space="0"/>
-              <w:bottom w:val="single" w:color="D9D9E0" w:sz="6" w:space="0"/>
-              <w:right w:val="single" w:color="D9D9E0" w:sz="6" w:space="0"/>
-            </w:tcBorders>
-          </w:tcPr>
-          <w:p>
-            <w:pPr>
-              <w:spacing w:before="50" w:after="50"/>
-            </w:pPr>
-          </w:p>
-        </w:tc>
-        <w:tc>
-          <w:tcPr>
-            <w:tcW w:w="1296" w:type="dxa"/>
-            <w:tcBorders>
-              <w:top w:val="single" w:color="D9D9E0" w:sz="6" w:space="0"/>
-              <w:left w:val="single" w:color="D9D9E0" w:sz="6" w:space="0"/>
-              <w:bottom w:val="single" w:color="D9D9E0" w:sz="6" w:space="0"/>
-              <w:right w:val="single" w:color="D9D9E0" w:sz="6" w:space="0"/>
-            </w:tcBorders>
-          </w:tcPr>
-          <w:p>
-            <w:pPr>
-              <w:spacing w:before="50" w:after="50"/>
-            </w:pPr>
-          </w:p>
-        </w:tc>
-        <w:tc>
-          <w:tcPr>
-            <w:tcW w:w="2736" w:type="dxa"/>
-            <w:tcBorders>
-              <w:top w:val="single" w:color="D9D9E0" w:sz="6" w:space="0"/>
-              <w:left w:val="single" w:color="D9D9E0" w:sz="6" w:space="0"/>
-              <w:bottom w:val="single" w:color="D9D9E0" w:sz="6" w:space="0"/>
-              <w:right w:val="single" w:color="D9D9E0" w:sz="6" w:space="0"/>
-            </w:tcBorders>
-          </w:tcPr>
-          <w:p>
-            <w:pPr>
-              <w:spacing w:before="50" w:after="50"/>
-            </w:pPr>
-          </w:p>
-        </w:tc>
-        <w:tc>
-          <w:tcPr>
-            <w:tcW w:w="2016" w:type="dxa"/>
-            <w:tcBorders>
-              <w:top w:val="single" w:color="D9D9E0" w:sz="6" w:space="0"/>
-              <w:left w:val="single" w:color="D9D9E0" w:sz="6" w:space="0"/>
-              <w:bottom w:val="single" w:color="D9D9E0" w:sz="6" w:space="0"/>
-              <w:right w:val="single" w:color="D9D9E0" w:sz="6" w:space="0"/>
-            </w:tcBorders>
-          </w:tcPr>
-          <w:p>
-            <w:pPr>
-              <w:spacing w:before="50" w:after="50"/>
-            </w:pPr>
           </w:p>
         </w:tc>
       </w:tr>
@@ -5023,6 +4669,8 @@
       <w:pPr>
         <w:spacing w:after="80"/>
       </w:pPr>
+      <w:bookmarkStart w:id="0" w:name="_GoBack"/>
+      <w:bookmarkEnd w:id="0"/>
     </w:p>
     <w:p>
       <w:pPr>
